--- a/tillsyn/Norrbytorps naturreservat utökat tillsynsbegäran.docx
+++ b/tillsyn/Norrbytorps naturreservat utökat tillsynsbegäran.docx
@@ -12,7 +12,7 @@
     </w:p>
     <w:p>
       <w:r>
-        <w:t>Denna tillsynsbegäran behandlar höga naturvärden i avverkningsanmälan Norrbytorps naturreservat utökat i Haninge kommun som inkom 2026-09-07 och omfattar 194,4 ha.</w:t>
+        <w:t>Denna tillsynsbegäran behandlar höga naturvärden i avverkningsanmälan Norrbytorps naturreservat utökat i Haninge kommun som inkom 2026-09-08 och omfattar 194,4 ha.</w:t>
       </w:r>
     </w:p>
     <w:p>
@@ -22,7 +22,7 @@
       <w:r>
         <w:drawing>
           <wp:inline xmlns:a="http://schemas.openxmlformats.org/drawingml/2006/main" xmlns:pic="http://schemas.openxmlformats.org/drawingml/2006/picture">
-            <wp:extent cx="5486400" cy="4742299"/>
+            <wp:extent cx="5486400" cy="4550428"/>
             <wp:docPr id="1" name="Picture 1"/>
             <wp:cNvGraphicFramePr>
               <a:graphicFrameLocks noChangeAspect="1"/>
@@ -43,7 +43,7 @@
                   <pic:spPr>
                     <a:xfrm>
                       <a:off x="0" y="0"/>
-                      <a:ext cx="5486400" cy="4742299"/>
+                      <a:ext cx="5486400" cy="4550428"/>
                     </a:xfrm>
                     <a:prstGeom prst="rect"/>
                   </pic:spPr>
@@ -3613,7 +3613,7 @@
     <w:r>
       <w:tab/>
       <w:tab/>
-      <w:t>2026-09-07</w:t>
+      <w:t>2026-09-08</w:t>
       <w:br/>
       <w:br/>
     </w:r>

--- a/tillsyn/Norrbytorps naturreservat utökat tillsynsbegäran.docx
+++ b/tillsyn/Norrbytorps naturreservat utökat tillsynsbegäran.docx
@@ -12,7 +12,7 @@
     </w:p>
     <w:p>
       <w:r>
-        <w:t>Denna tillsynsbegäran behandlar höga naturvärden i avverkningsanmälan Norrbytorps naturreservat utökat i Haninge kommun som inkom 2026-09-08 och omfattar 194,4 ha.</w:t>
+        <w:t>Denna tillsynsbegäran behandlar höga naturvärden i avverkningsanmälan Norrbytorps naturreservat utökat i Haninge kommun som inkom 2026-09-09 och omfattar 194,4 ha.</w:t>
       </w:r>
     </w:p>
     <w:p>
@@ -3613,7 +3613,7 @@
     <w:r>
       <w:tab/>
       <w:tab/>
-      <w:t>2026-09-08</w:t>
+      <w:t>2026-09-09</w:t>
       <w:br/>
       <w:br/>
     </w:r>

--- a/tillsyn/Norrbytorps naturreservat utökat tillsynsbegäran.docx
+++ b/tillsyn/Norrbytorps naturreservat utökat tillsynsbegäran.docx
@@ -12,7 +12,7 @@
     </w:p>
     <w:p>
       <w:r>
-        <w:t>Denna tillsynsbegäran behandlar höga naturvärden i avverkningsanmälan Norrbytorps naturreservat utökat i Haninge kommun som inkom 2026-09-09 och omfattar 194,4 ha.</w:t>
+        <w:t>Denna tillsynsbegäran behandlar höga naturvärden i avverkningsanmälan Norrbytorps naturreservat utökat i Haninge kommun som inkom 2026-09-10 och omfattar 194,4 ha.</w:t>
       </w:r>
     </w:p>
     <w:p>
@@ -3613,7 +3613,7 @@
     <w:r>
       <w:tab/>
       <w:tab/>
-      <w:t>2026-09-09</w:t>
+      <w:t>2026-09-10</w:t>
       <w:br/>
       <w:br/>
     </w:r>

--- a/tillsyn/Norrbytorps naturreservat utökat tillsynsbegäran.docx
+++ b/tillsyn/Norrbytorps naturreservat utökat tillsynsbegäran.docx
@@ -12,7 +12,7 @@
     </w:p>
     <w:p>
       <w:r>
-        <w:t>Denna tillsynsbegäran behandlar höga naturvärden i avverkningsanmälan Norrbytorps naturreservat utökat i Haninge kommun som inkom 2026-09-10 och omfattar 194,4 ha.</w:t>
+        <w:t>Denna tillsynsbegäran behandlar höga naturvärden i avverkningsanmälan Norrbytorps naturreservat utökat i Haninge kommun som inkom 2026-09-11 och omfattar 194,4 ha.</w:t>
       </w:r>
     </w:p>
     <w:p>
@@ -22,7 +22,7 @@
       <w:r>
         <w:drawing>
           <wp:inline xmlns:a="http://schemas.openxmlformats.org/drawingml/2006/main" xmlns:pic="http://schemas.openxmlformats.org/drawingml/2006/picture">
-            <wp:extent cx="5486400" cy="4550428"/>
+            <wp:extent cx="5486400" cy="4549486"/>
             <wp:docPr id="1" name="Picture 1"/>
             <wp:cNvGraphicFramePr>
               <a:graphicFrameLocks noChangeAspect="1"/>
@@ -43,7 +43,7 @@
                   <pic:spPr>
                     <a:xfrm>
                       <a:off x="0" y="0"/>
-                      <a:ext cx="5486400" cy="4550428"/>
+                      <a:ext cx="5486400" cy="4549486"/>
                     </a:xfrm>
                     <a:prstGeom prst="rect"/>
                   </pic:spPr>
@@ -3613,7 +3613,7 @@
     <w:r>
       <w:tab/>
       <w:tab/>
-      <w:t>2026-09-10</w:t>
+      <w:t>2026-09-11</w:t>
       <w:br/>
       <w:br/>
     </w:r>

--- a/tillsyn/Norrbytorps naturreservat utökat tillsynsbegäran.docx
+++ b/tillsyn/Norrbytorps naturreservat utökat tillsynsbegäran.docx
@@ -12,7 +12,7 @@
     </w:p>
     <w:p>
       <w:r>
-        <w:t>Denna tillsynsbegäran behandlar höga naturvärden i avverkningsanmälan Norrbytorps naturreservat utökat i Haninge kommun som inkom 2026-09-11 och omfattar 194,4 ha.</w:t>
+        <w:t>Denna tillsynsbegäran behandlar höga naturvärden i avverkningsanmälan Norrbytorps naturreservat utökat i Haninge kommun som inkom 2026-09-12 och omfattar 194,4 ha.</w:t>
       </w:r>
     </w:p>
     <w:p>
@@ -22,7 +22,7 @@
       <w:r>
         <w:drawing>
           <wp:inline xmlns:a="http://schemas.openxmlformats.org/drawingml/2006/main" xmlns:pic="http://schemas.openxmlformats.org/drawingml/2006/picture">
-            <wp:extent cx="5486400" cy="4549486"/>
+            <wp:extent cx="5486400" cy="4546342"/>
             <wp:docPr id="1" name="Picture 1"/>
             <wp:cNvGraphicFramePr>
               <a:graphicFrameLocks noChangeAspect="1"/>
@@ -43,7 +43,7 @@
                   <pic:spPr>
                     <a:xfrm>
                       <a:off x="0" y="0"/>
-                      <a:ext cx="5486400" cy="4549486"/>
+                      <a:ext cx="5486400" cy="4546342"/>
                     </a:xfrm>
                     <a:prstGeom prst="rect"/>
                   </pic:spPr>
@@ -3613,7 +3613,7 @@
     <w:r>
       <w:tab/>
       <w:tab/>
-      <w:t>2026-09-11</w:t>
+      <w:t>2026-09-12</w:t>
       <w:br/>
       <w:br/>
     </w:r>

--- a/tillsyn/Norrbytorps naturreservat utökat tillsynsbegäran.docx
+++ b/tillsyn/Norrbytorps naturreservat utökat tillsynsbegäran.docx
@@ -12,7 +12,7 @@
     </w:p>
     <w:p>
       <w:r>
-        <w:t>Denna tillsynsbegäran behandlar höga naturvärden i avverkningsanmälan Norrbytorps naturreservat utökat i Haninge kommun som inkom 2026-09-12 och omfattar 194,4 ha.</w:t>
+        <w:t>Denna tillsynsbegäran behandlar höga naturvärden i avverkningsanmälan Norrbytorps naturreservat utökat i Haninge kommun som inkom 2026-09-13 och omfattar 194,4 ha.</w:t>
       </w:r>
     </w:p>
     <w:p>
@@ -3613,7 +3613,7 @@
     <w:r>
       <w:tab/>
       <w:tab/>
-      <w:t>2026-09-12</w:t>
+      <w:t>2026-09-13</w:t>
       <w:br/>
       <w:br/>
     </w:r>

--- a/tillsyn/Norrbytorps naturreservat utökat tillsynsbegäran.docx
+++ b/tillsyn/Norrbytorps naturreservat utökat tillsynsbegäran.docx
@@ -12,7 +12,7 @@
     </w:p>
     <w:p>
       <w:r>
-        <w:t>Denna tillsynsbegäran behandlar höga naturvärden i avverkningsanmälan Norrbytorps naturreservat utökat i Haninge kommun som inkom 2026-09-13 och omfattar 194,4 ha.</w:t>
+        <w:t>Denna tillsynsbegäran behandlar höga naturvärden i avverkningsanmälan Norrbytorps naturreservat utökat i Haninge kommun som inkom 2026-09-14 och omfattar 194,4 ha.</w:t>
       </w:r>
     </w:p>
     <w:p>
@@ -3613,7 +3613,7 @@
     <w:r>
       <w:tab/>
       <w:tab/>
-      <w:t>2026-09-13</w:t>
+      <w:t>2026-09-14</w:t>
       <w:br/>
       <w:br/>
     </w:r>

--- a/tillsyn/Norrbytorps naturreservat utökat tillsynsbegäran.docx
+++ b/tillsyn/Norrbytorps naturreservat utökat tillsynsbegäran.docx
@@ -12,7 +12,7 @@
     </w:p>
     <w:p>
       <w:r>
-        <w:t>Denna tillsynsbegäran behandlar höga naturvärden i avverkningsanmälan Norrbytorps naturreservat utökat i Haninge kommun som inkom 2026-09-14 och omfattar 194,4 ha.</w:t>
+        <w:t>Denna tillsynsbegäran behandlar höga naturvärden i avverkningsanmälan Norrbytorps naturreservat utökat i Haninge kommun som inkom 2026-09-15 och omfattar 194,4 ha.</w:t>
       </w:r>
     </w:p>
     <w:p>
@@ -22,7 +22,7 @@
       <w:r>
         <w:drawing>
           <wp:inline xmlns:a="http://schemas.openxmlformats.org/drawingml/2006/main" xmlns:pic="http://schemas.openxmlformats.org/drawingml/2006/picture">
-            <wp:extent cx="5486400" cy="4546342"/>
+            <wp:extent cx="5486400" cy="4539479"/>
             <wp:docPr id="1" name="Picture 1"/>
             <wp:cNvGraphicFramePr>
               <a:graphicFrameLocks noChangeAspect="1"/>
@@ -43,7 +43,7 @@
                   <pic:spPr>
                     <a:xfrm>
                       <a:off x="0" y="0"/>
-                      <a:ext cx="5486400" cy="4546342"/>
+                      <a:ext cx="5486400" cy="4539479"/>
                     </a:xfrm>
                     <a:prstGeom prst="rect"/>
                   </pic:spPr>
@@ -3613,7 +3613,7 @@
     <w:r>
       <w:tab/>
       <w:tab/>
-      <w:t>2026-09-14</w:t>
+      <w:t>2026-09-15</w:t>
       <w:br/>
       <w:br/>
     </w:r>

--- a/tillsyn/Norrbytorps naturreservat utökat tillsynsbegäran.docx
+++ b/tillsyn/Norrbytorps naturreservat utökat tillsynsbegäran.docx
@@ -12,7 +12,7 @@
     </w:p>
     <w:p>
       <w:r>
-        <w:t>Denna tillsynsbegäran behandlar höga naturvärden i avverkningsanmälan Norrbytorps naturreservat utökat i Haninge kommun som inkom 2026-09-15 och omfattar 194,4 ha.</w:t>
+        <w:t>Denna tillsynsbegäran behandlar höga naturvärden i avverkningsanmälan Norrbytorps naturreservat utökat i Haninge kommun som inkom 2026-09-16 och omfattar 194,4 ha.</w:t>
       </w:r>
     </w:p>
     <w:p>
@@ -3613,7 +3613,7 @@
     <w:r>
       <w:tab/>
       <w:tab/>
-      <w:t>2026-09-15</w:t>
+      <w:t>2026-09-16</w:t>
       <w:br/>
       <w:br/>
     </w:r>

--- a/tillsyn/Norrbytorps naturreservat utökat tillsynsbegäran.docx
+++ b/tillsyn/Norrbytorps naturreservat utökat tillsynsbegäran.docx
@@ -12,7 +12,7 @@
     </w:p>
     <w:p>
       <w:r>
-        <w:t>Denna tillsynsbegäran behandlar höga naturvärden i avverkningsanmälan Norrbytorps naturreservat utökat i Haninge kommun som inkom 2026-09-16 och omfattar 194,4 ha.</w:t>
+        <w:t>Denna tillsynsbegäran behandlar höga naturvärden i avverkningsanmälan Norrbytorps naturreservat utökat i Haninge kommun som inkom 2026-09-17 och omfattar 194,4 ha.</w:t>
       </w:r>
     </w:p>
     <w:p>
@@ -3613,7 +3613,7 @@
     <w:r>
       <w:tab/>
       <w:tab/>
-      <w:t>2026-09-16</w:t>
+      <w:t>2026-09-17</w:t>
       <w:br/>
       <w:br/>
     </w:r>

--- a/tillsyn/Norrbytorps naturreservat utökat tillsynsbegäran.docx
+++ b/tillsyn/Norrbytorps naturreservat utökat tillsynsbegäran.docx
@@ -12,7 +12,7 @@
     </w:p>
     <w:p>
       <w:r>
-        <w:t>Denna tillsynsbegäran behandlar höga naturvärden i avverkningsanmälan Norrbytorps naturreservat utökat i Haninge kommun som inkom 2026-09-17 och omfattar 194,4 ha.</w:t>
+        <w:t>Denna tillsynsbegäran behandlar höga naturvärden i avverkningsanmälan Norrbytorps naturreservat utökat i Haninge kommun som inkom 2026-09-18 och omfattar 194,4 ha.</w:t>
       </w:r>
     </w:p>
     <w:p>
@@ -22,7 +22,7 @@
       <w:r>
         <w:drawing>
           <wp:inline xmlns:a="http://schemas.openxmlformats.org/drawingml/2006/main" xmlns:pic="http://schemas.openxmlformats.org/drawingml/2006/picture">
-            <wp:extent cx="5486400" cy="4539479"/>
+            <wp:extent cx="5486400" cy="4529977"/>
             <wp:docPr id="1" name="Picture 1"/>
             <wp:cNvGraphicFramePr>
               <a:graphicFrameLocks noChangeAspect="1"/>
@@ -43,7 +43,7 @@
                   <pic:spPr>
                     <a:xfrm>
                       <a:off x="0" y="0"/>
-                      <a:ext cx="5486400" cy="4539479"/>
+                      <a:ext cx="5486400" cy="4529977"/>
                     </a:xfrm>
                     <a:prstGeom prst="rect"/>
                   </pic:spPr>
@@ -3613,7 +3613,7 @@
     <w:r>
       <w:tab/>
       <w:tab/>
-      <w:t>2026-09-17</w:t>
+      <w:t>2026-09-18</w:t>
       <w:br/>
       <w:br/>
     </w:r>

--- a/tillsyn/Norrbytorps naturreservat utökat tillsynsbegäran.docx
+++ b/tillsyn/Norrbytorps naturreservat utökat tillsynsbegäran.docx
@@ -12,7 +12,7 @@
     </w:p>
     <w:p>
       <w:r>
-        <w:t>Denna tillsynsbegäran behandlar höga naturvärden i avverkningsanmälan Norrbytorps naturreservat utökat i Haninge kommun som inkom 2026-09-18 och omfattar 194,4 ha.</w:t>
+        <w:t>Denna tillsynsbegäran behandlar höga naturvärden i avverkningsanmälan Norrbytorps naturreservat utökat i Haninge kommun som inkom 2026-09-19 och omfattar 194,4 ha.</w:t>
       </w:r>
     </w:p>
     <w:p>
@@ -3613,7 +3613,7 @@
     <w:r>
       <w:tab/>
       <w:tab/>
-      <w:t>2026-09-18</w:t>
+      <w:t>2026-09-19</w:t>
       <w:br/>
       <w:br/>
     </w:r>

--- a/tillsyn/Norrbytorps naturreservat utökat tillsynsbegäran.docx
+++ b/tillsyn/Norrbytorps naturreservat utökat tillsynsbegäran.docx
@@ -12,7 +12,7 @@
     </w:p>
     <w:p>
       <w:r>
-        <w:t>Denna tillsynsbegäran behandlar höga naturvärden i avverkningsanmälan Norrbytorps naturreservat utökat i Haninge kommun som inkom 2026-09-19 och omfattar 194,4 ha.</w:t>
+        <w:t>Denna tillsynsbegäran behandlar höga naturvärden i avverkningsanmälan Norrbytorps naturreservat utökat i Haninge kommun som inkom 2026-09-20 och omfattar 194,4 ha.</w:t>
       </w:r>
     </w:p>
     <w:p>
@@ -22,7 +22,7 @@
       <w:r>
         <w:drawing>
           <wp:inline xmlns:a="http://schemas.openxmlformats.org/drawingml/2006/main" xmlns:pic="http://schemas.openxmlformats.org/drawingml/2006/picture">
-            <wp:extent cx="5486400" cy="4529977"/>
+            <wp:extent cx="5486400" cy="4525996"/>
             <wp:docPr id="1" name="Picture 1"/>
             <wp:cNvGraphicFramePr>
               <a:graphicFrameLocks noChangeAspect="1"/>
@@ -43,7 +43,7 @@
                   <pic:spPr>
                     <a:xfrm>
                       <a:off x="0" y="0"/>
-                      <a:ext cx="5486400" cy="4529977"/>
+                      <a:ext cx="5486400" cy="4525996"/>
                     </a:xfrm>
                     <a:prstGeom prst="rect"/>
                   </pic:spPr>
@@ -3613,7 +3613,7 @@
     <w:r>
       <w:tab/>
       <w:tab/>
-      <w:t>2026-09-19</w:t>
+      <w:t>2026-09-20</w:t>
       <w:br/>
       <w:br/>
     </w:r>

--- a/tillsyn/Norrbytorps naturreservat utökat tillsynsbegäran.docx
+++ b/tillsyn/Norrbytorps naturreservat utökat tillsynsbegäran.docx
@@ -12,7 +12,7 @@
     </w:p>
     <w:p>
       <w:r>
-        <w:t>Denna tillsynsbegäran behandlar höga naturvärden i avverkningsanmälan Norrbytorps naturreservat utökat i Haninge kommun som inkom 2026-09-20 och omfattar 194,4 ha.</w:t>
+        <w:t>Denna tillsynsbegäran behandlar höga naturvärden i avverkningsanmälan Norrbytorps naturreservat utökat i Haninge kommun som inkom 2026-09-21 och omfattar 194,4 ha.</w:t>
       </w:r>
     </w:p>
     <w:p>
@@ -3613,7 +3613,7 @@
     <w:r>
       <w:tab/>
       <w:tab/>
-      <w:t>2026-09-20</w:t>
+      <w:t>2026-09-21</w:t>
       <w:br/>
       <w:br/>
     </w:r>
